--- a/Main investment journal work log.docx
+++ b/Main investment journal work log.docx
@@ -6439,6 +6439,170 @@
               <w:t>the styling on the regular buttons that could be producing this</w:t>
             </w:r>
           </w:p>
+          <w:p/>
+          <w:p>
+            <w:r>
+              <w:t>Button::after pseudo-element has filter: blur(2em) which is potentially creating the flow effect. Essentially this blur effect was also applying to my disclaimer-close buttons.</w:t>
+            </w:r>
+          </w:p>
+          <w:p/>
+          <w:p>
+            <w:r>
+              <w:t>To solve this I added a disclaimer-close::after pseudo element as well and set it so that nothing from the after pseudoelement displayed, so that the blur would stop being there.</w:t>
+            </w:r>
+          </w:p>
+          <w:p/>
+          <w:p>
+            <w:r>
+              <w:t>.Disclaimer-Close::after {</w:t>
+            </w:r>
+          </w:p>
+          <w:p>
+            <w:r>
+              <w:t>  content: none;</w:t>
+            </w:r>
+          </w:p>
+          <w:p>
+            <w:r>
+              <w:t>  display: none;</w:t>
+            </w:r>
+          </w:p>
+          <w:p>
+            <w:r>
+              <w:t>}</w:t>
+            </w:r>
+          </w:p>
+          <w:p/>
+          <w:p/>
+          <w:p/>
+          <w:p>
+            <w:r>
+              <w:t>Content-none; removes the content of the pseudo element and display: none; hides it entirely so that it does not render</w:t>
+            </w:r>
+          </w:p>
+          <w:p/>
+          <w:p/>
+          <w:p>
+            <w:r>
+              <w:t xml:space="preserve">Button::after pseudo element created the blur effect with </w:t>
+            </w:r>
+          </w:p>
+          <w:p>
+            <w:r>
+              <w:t xml:space="preserve"> </w:t>
+            </w:r>
+          </w:p>
+          <w:p>
+            <w:r>
+              <w:t>button::after {</w:t>
+            </w:r>
+          </w:p>
+          <w:p>
+            <w:r>
+              <w:t> pointer-events: none;</w:t>
+            </w:r>
+          </w:p>
+          <w:p>
+            <w:r>
+              <w:t> content: "";</w:t>
+            </w:r>
+          </w:p>
+          <w:p>
+            <w:r>
+              <w:t> position: absolute;</w:t>
+            </w:r>
+          </w:p>
+          <w:p>
+            <w:r>
+              <w:t> top: 120%;</w:t>
+            </w:r>
+          </w:p>
+          <w:p>
+            <w:r>
+              <w:t> left: 0;</w:t>
+            </w:r>
+          </w:p>
+          <w:p>
+            <w:r>
+              <w:t> height: 100%;</w:t>
+            </w:r>
+          </w:p>
+          <w:p>
+            <w:r>
+              <w:t> width: 100%;</w:t>
+            </w:r>
+          </w:p>
+          <w:p>
+            <w:r>
+              <w:t> background-color: var(--glow-spread-color);</w:t>
+            </w:r>
+          </w:p>
+          <w:p>
+            <w:r>
+              <w:t> filter: blur(2em);</w:t>
+            </w:r>
+          </w:p>
+          <w:p>
+            <w:r>
+              <w:t> opacity: .7;</w:t>
+            </w:r>
+          </w:p>
+          <w:p>
+            <w:r>
+              <w:t> transform: perspective(1.5em) rotateX(35deg) scale(1, .6);</w:t>
+            </w:r>
+          </w:p>
+          <w:p>
+            <w:r>
+              <w:t>}</w:t>
+            </w:r>
+          </w:p>
+          <w:p/>
+          <w:p/>
+          <w:p>
+            <w:r>
+              <w:t>Background color gives the browny beig colour</w:t>
+            </w:r>
+          </w:p>
+          <w:p>
+            <w:r>
+              <w:t>Filter: blur gives it that blurred gradient effect</w:t>
+            </w:r>
+          </w:p>
+          <w:p/>
+          <w:p>
+            <w:r>
+              <w:lastRenderedPageBreak/>
+              <w:t xml:space="preserve">Transform skews it into a triangle shape positioned below the triangle, so </w:t>
+            </w:r>
+          </w:p>
+          <w:p>
+            <w:r>
+              <w:t>Disclaimer-Close::after {</w:t>
+            </w:r>
+          </w:p>
+          <w:p>
+            <w:r>
+              <w:t>  content: none;</w:t>
+            </w:r>
+          </w:p>
+          <w:p>
+            <w:r>
+              <w:t>  display: none;</w:t>
+            </w:r>
+          </w:p>
+          <w:p>
+            <w:r>
+              <w:t>}</w:t>
+            </w:r>
+          </w:p>
+          <w:p/>
+          <w:p/>
+          <w:p>
+            <w:r>
+              <w:t>Stops all these properties applying to the disclaimer close button.</w:t>
+            </w:r>
+          </w:p>
         </w:tc>
         <w:tc>
           <w:tcPr>
@@ -6450,6 +6614,55 @@
                 <w:noProof/>
               </w:rPr>
             </w:pPr>
+            <w:r>
+              <w:rPr>
+                <w:noProof/>
+              </w:rPr>
+              <w:lastRenderedPageBreak/>
+              <w:drawing>
+                <wp:anchor distT="0" distB="0" distL="114300" distR="114300" simplePos="0" relativeHeight="251664442" behindDoc="0" locked="0" layoutInCell="1" allowOverlap="1" wp14:anchorId="1799F208" wp14:editId="7316FBED">
+                  <wp:simplePos x="0" y="0"/>
+                  <wp:positionH relativeFrom="column">
+                    <wp:posOffset>152373</wp:posOffset>
+                  </wp:positionH>
+                  <wp:positionV relativeFrom="paragraph">
+                    <wp:posOffset>644111</wp:posOffset>
+                  </wp:positionV>
+                  <wp:extent cx="1676634" cy="3267531"/>
+                  <wp:effectExtent l="0" t="0" r="0" b="9525"/>
+                  <wp:wrapSquare wrapText="bothSides"/>
+                  <wp:docPr id="1292532740" name="Picture 1"/>
+                  <wp:cNvGraphicFramePr>
+                    <a:graphicFrameLocks xmlns:a="http://schemas.openxmlformats.org/drawingml/2006/main" noChangeAspect="1"/>
+                  </wp:cNvGraphicFramePr>
+                  <a:graphic xmlns:a="http://schemas.openxmlformats.org/drawingml/2006/main">
+                    <a:graphicData uri="http://schemas.openxmlformats.org/drawingml/2006/picture">
+                      <pic:pic xmlns:pic="http://schemas.openxmlformats.org/drawingml/2006/picture">
+                        <pic:nvPicPr>
+                          <pic:cNvPr id="1292532740" name=""/>
+                          <pic:cNvPicPr/>
+                        </pic:nvPicPr>
+                        <pic:blipFill>
+                          <a:blip r:embed="rId65"/>
+                          <a:stretch>
+                            <a:fillRect/>
+                          </a:stretch>
+                        </pic:blipFill>
+                        <pic:spPr>
+                          <a:xfrm>
+                            <a:off x="0" y="0"/>
+                            <a:ext cx="1676634" cy="3267531"/>
+                          </a:xfrm>
+                          <a:prstGeom prst="rect">
+                            <a:avLst/>
+                          </a:prstGeom>
+                        </pic:spPr>
+                      </pic:pic>
+                    </a:graphicData>
+                  </a:graphic>
+                </wp:anchor>
+              </w:drawing>
+            </w:r>
           </w:p>
         </w:tc>
       </w:tr>
@@ -6458,13 +6671,21 @@
           <w:tcPr>
             <w:tcW w:w="1405" w:type="dxa"/>
           </w:tcPr>
-          <w:p/>
+          <w:p>
+            <w:r>
+              <w:t>17/08/26</w:t>
+            </w:r>
+          </w:p>
         </w:tc>
         <w:tc>
           <w:tcPr>
             <w:tcW w:w="1639" w:type="dxa"/>
           </w:tcPr>
-          <w:p/>
+          <w:p>
+            <w:r>
+              <w:t>Debug</w:t>
+            </w:r>
+          </w:p>
         </w:tc>
         <w:tc>
           <w:tcPr>
@@ -6476,6 +6697,114 @@
                 <w:noProof/>
               </w:rPr>
             </w:pPr>
+            <w:r>
+              <w:rPr>
+                <w:noProof/>
+              </w:rPr>
+              <w:drawing>
+                <wp:anchor distT="0" distB="0" distL="114300" distR="114300" simplePos="0" relativeHeight="251668538" behindDoc="0" locked="0" layoutInCell="1" allowOverlap="1" wp14:anchorId="381C4D8C" wp14:editId="0A69E2AB">
+                  <wp:simplePos x="0" y="0"/>
+                  <wp:positionH relativeFrom="column">
+                    <wp:posOffset>2380471</wp:posOffset>
+                  </wp:positionH>
+                  <wp:positionV relativeFrom="paragraph">
+                    <wp:posOffset>313697</wp:posOffset>
+                  </wp:positionV>
+                  <wp:extent cx="2034918" cy="936003"/>
+                  <wp:effectExtent l="0" t="0" r="3810" b="0"/>
+                  <wp:wrapSquare wrapText="bothSides"/>
+                  <wp:docPr id="789828456" name="Picture 1"/>
+                  <wp:cNvGraphicFramePr>
+                    <a:graphicFrameLocks xmlns:a="http://schemas.openxmlformats.org/drawingml/2006/main" noChangeAspect="1"/>
+                  </wp:cNvGraphicFramePr>
+                  <a:graphic xmlns:a="http://schemas.openxmlformats.org/drawingml/2006/main">
+                    <a:graphicData uri="http://schemas.openxmlformats.org/drawingml/2006/picture">
+                      <pic:pic xmlns:pic="http://schemas.openxmlformats.org/drawingml/2006/picture">
+                        <pic:nvPicPr>
+                          <pic:cNvPr id="789828456" name=""/>
+                          <pic:cNvPicPr/>
+                        </pic:nvPicPr>
+                        <pic:blipFill>
+                          <a:blip r:embed="rId66"/>
+                          <a:stretch>
+                            <a:fillRect/>
+                          </a:stretch>
+                        </pic:blipFill>
+                        <pic:spPr>
+                          <a:xfrm>
+                            <a:off x="0" y="0"/>
+                            <a:ext cx="2034918" cy="936003"/>
+                          </a:xfrm>
+                          <a:prstGeom prst="rect">
+                            <a:avLst/>
+                          </a:prstGeom>
+                        </pic:spPr>
+                      </pic:pic>
+                    </a:graphicData>
+                  </a:graphic>
+                  <wp14:sizeRelH relativeFrom="margin">
+                    <wp14:pctWidth>0</wp14:pctWidth>
+                  </wp14:sizeRelH>
+                  <wp14:sizeRelV relativeFrom="margin">
+                    <wp14:pctHeight>0</wp14:pctHeight>
+                  </wp14:sizeRelV>
+                </wp:anchor>
+              </w:drawing>
+            </w:r>
+            <w:r>
+              <w:rPr>
+                <w:noProof/>
+              </w:rPr>
+              <w:drawing>
+                <wp:anchor distT="0" distB="0" distL="114300" distR="114300" simplePos="0" relativeHeight="251666490" behindDoc="0" locked="0" layoutInCell="1" allowOverlap="1" wp14:anchorId="69B3B813" wp14:editId="4AD96EC5">
+                  <wp:simplePos x="0" y="0"/>
+                  <wp:positionH relativeFrom="column">
+                    <wp:posOffset>-65327</wp:posOffset>
+                  </wp:positionH>
+                  <wp:positionV relativeFrom="paragraph">
+                    <wp:posOffset>550</wp:posOffset>
+                  </wp:positionV>
+                  <wp:extent cx="2326610" cy="4105517"/>
+                  <wp:effectExtent l="0" t="0" r="0" b="0"/>
+                  <wp:wrapSquare wrapText="bothSides"/>
+                  <wp:docPr id="84242946" name="Picture 1"/>
+                  <wp:cNvGraphicFramePr>
+                    <a:graphicFrameLocks xmlns:a="http://schemas.openxmlformats.org/drawingml/2006/main" noChangeAspect="1"/>
+                  </wp:cNvGraphicFramePr>
+                  <a:graphic xmlns:a="http://schemas.openxmlformats.org/drawingml/2006/main">
+                    <a:graphicData uri="http://schemas.openxmlformats.org/drawingml/2006/picture">
+                      <pic:pic xmlns:pic="http://schemas.openxmlformats.org/drawingml/2006/picture">
+                        <pic:nvPicPr>
+                          <pic:cNvPr id="84242946" name=""/>
+                          <pic:cNvPicPr/>
+                        </pic:nvPicPr>
+                        <pic:blipFill>
+                          <a:blip r:embed="rId67"/>
+                          <a:stretch>
+                            <a:fillRect/>
+                          </a:stretch>
+                        </pic:blipFill>
+                        <pic:spPr>
+                          <a:xfrm>
+                            <a:off x="0" y="0"/>
+                            <a:ext cx="2326610" cy="4105517"/>
+                          </a:xfrm>
+                          <a:prstGeom prst="rect">
+                            <a:avLst/>
+                          </a:prstGeom>
+                        </pic:spPr>
+                      </pic:pic>
+                    </a:graphicData>
+                  </a:graphic>
+                  <wp14:sizeRelH relativeFrom="margin">
+                    <wp14:pctWidth>0</wp14:pctWidth>
+                  </wp14:sizeRelH>
+                  <wp14:sizeRelV relativeFrom="margin">
+                    <wp14:pctHeight>0</wp14:pctHeight>
+                  </wp14:sizeRelV>
+                </wp:anchor>
+              </w:drawing>
+            </w:r>
           </w:p>
         </w:tc>
         <w:tc>
@@ -6502,13 +6831,21 @@
           <w:tcPr>
             <w:tcW w:w="1405" w:type="dxa"/>
           </w:tcPr>
-          <w:p/>
+          <w:p>
+            <w:r>
+              <w:t>17/08/26</w:t>
+            </w:r>
+          </w:p>
         </w:tc>
         <w:tc>
           <w:tcPr>
             <w:tcW w:w="1639" w:type="dxa"/>
           </w:tcPr>
-          <w:p/>
+          <w:p>
+            <w:r>
+              <w:t>Adding JSON functionality from the form</w:t>
+            </w:r>
+          </w:p>
         </w:tc>
         <w:tc>
           <w:tcPr>
@@ -8438,6 +8775,7 @@
   <w:style w:type="paragraph" w:default="1" w:styleId="Normal">
     <w:name w:val="Normal"/>
     <w:qFormat/>
+    <w:rsid w:val="00AD048A"/>
   </w:style>
   <w:style w:type="paragraph" w:styleId="Heading1">
     <w:name w:val="heading 1"/>
